--- a/tillsyn/A 4086-2025 tillsynsbegäran.docx
+++ b/tillsyn/A 4086-2025 tillsynsbegäran.docx
@@ -2042,7 +2042,7 @@
     <w:r>
       <w:tab/>
       <w:tab/>
-      <w:t>2026-09-14</w:t>
+      <w:t>2026-09-15</w:t>
       <w:br/>
       <w:br/>
     </w:r>

--- a/tillsyn/A 4086-2025 tillsynsbegäran.docx
+++ b/tillsyn/A 4086-2025 tillsynsbegäran.docx
@@ -2042,7 +2042,7 @@
     <w:r>
       <w:tab/>
       <w:tab/>
-      <w:t>2026-09-15</w:t>
+      <w:t>2026-09-16</w:t>
       <w:br/>
       <w:br/>
     </w:r>

--- a/tillsyn/A 4086-2025 tillsynsbegäran.docx
+++ b/tillsyn/A 4086-2025 tillsynsbegäran.docx
@@ -2042,7 +2042,7 @@
     <w:r>
       <w:tab/>
       <w:tab/>
-      <w:t>2026-09-16</w:t>
+      <w:t>2026-09-17</w:t>
       <w:br/>
       <w:br/>
     </w:r>

--- a/tillsyn/A 4086-2025 tillsynsbegäran.docx
+++ b/tillsyn/A 4086-2025 tillsynsbegäran.docx
@@ -2042,7 +2042,7 @@
     <w:r>
       <w:tab/>
       <w:tab/>
-      <w:t>2026-09-17</w:t>
+      <w:t>2026-09-18</w:t>
       <w:br/>
       <w:br/>
     </w:r>

--- a/tillsyn/A 4086-2025 tillsynsbegäran.docx
+++ b/tillsyn/A 4086-2025 tillsynsbegäran.docx
@@ -2042,7 +2042,7 @@
     <w:r>
       <w:tab/>
       <w:tab/>
-      <w:t>2026-09-18</w:t>
+      <w:t>2026-09-19</w:t>
       <w:br/>
       <w:br/>
     </w:r>

--- a/tillsyn/A 4086-2025 tillsynsbegäran.docx
+++ b/tillsyn/A 4086-2025 tillsynsbegäran.docx
@@ -2042,7 +2042,7 @@
     <w:r>
       <w:tab/>
       <w:tab/>
-      <w:t>2026-09-19</w:t>
+      <w:t>2026-09-21</w:t>
       <w:br/>
       <w:br/>
     </w:r>

--- a/tillsyn/A 4086-2025 tillsynsbegäran.docx
+++ b/tillsyn/A 4086-2025 tillsynsbegäran.docx
@@ -2042,7 +2042,7 @@
     <w:r>
       <w:tab/>
       <w:tab/>
-      <w:t>2026-09-21</w:t>
+      <w:t>2026-09-23</w:t>
       <w:br/>
       <w:br/>
     </w:r>

--- a/tillsyn/A 4086-2025 tillsynsbegäran.docx
+++ b/tillsyn/A 4086-2025 tillsynsbegäran.docx
@@ -2042,7 +2042,7 @@
     <w:r>
       <w:tab/>
       <w:tab/>
-      <w:t>2026-09-23</w:t>
+      <w:t>2026-09-24</w:t>
       <w:br/>
       <w:br/>
     </w:r>

--- a/tillsyn/A 4086-2025 tillsynsbegäran.docx
+++ b/tillsyn/A 4086-2025 tillsynsbegäran.docx
@@ -2042,7 +2042,7 @@
     <w:r>
       <w:tab/>
       <w:tab/>
-      <w:t>2026-09-24</w:t>
+      <w:t>2026-09-25</w:t>
       <w:br/>
       <w:br/>
     </w:r>

--- a/tillsyn/A 4086-2025 tillsynsbegäran.docx
+++ b/tillsyn/A 4086-2025 tillsynsbegäran.docx
@@ -2042,7 +2042,7 @@
     <w:r>
       <w:tab/>
       <w:tab/>
-      <w:t>2026-09-25</w:t>
+      <w:t>2026-09-26</w:t>
       <w:br/>
       <w:br/>
     </w:r>

--- a/tillsyn/A 4086-2025 tillsynsbegäran.docx
+++ b/tillsyn/A 4086-2025 tillsynsbegäran.docx
@@ -2042,7 +2042,7 @@
     <w:r>
       <w:tab/>
       <w:tab/>
-      <w:t>2026-09-26</w:t>
+      <w:t>2026-09-27</w:t>
       <w:br/>
       <w:br/>
     </w:r>

--- a/tillsyn/A 4086-2025 tillsynsbegäran.docx
+++ b/tillsyn/A 4086-2025 tillsynsbegäran.docx
@@ -2042,7 +2042,7 @@
     <w:r>
       <w:tab/>
       <w:tab/>
-      <w:t>2026-09-27</w:t>
+      <w:t>2026-09-28</w:t>
       <w:br/>
       <w:br/>
     </w:r>

--- a/tillsyn/A 4086-2025 tillsynsbegäran.docx
+++ b/tillsyn/A 4086-2025 tillsynsbegäran.docx
@@ -2042,7 +2042,7 @@
     <w:r>
       <w:tab/>
       <w:tab/>
-      <w:t>2026-09-28</w:t>
+      <w:t>2026-09-29</w:t>
       <w:br/>
       <w:br/>
     </w:r>

--- a/tillsyn/A 4086-2025 tillsynsbegäran.docx
+++ b/tillsyn/A 4086-2025 tillsynsbegäran.docx
@@ -2042,7 +2042,7 @@
     <w:r>
       <w:tab/>
       <w:tab/>
-      <w:t>2026-09-29</w:t>
+      <w:t>2026-09-30</w:t>
       <w:br/>
       <w:br/>
     </w:r>

--- a/tillsyn/A 4086-2025 tillsynsbegäran.docx
+++ b/tillsyn/A 4086-2025 tillsynsbegäran.docx
@@ -2042,7 +2042,7 @@
     <w:r>
       <w:tab/>
       <w:tab/>
-      <w:t>2026-09-30</w:t>
+      <w:t>2026-10-01</w:t>
       <w:br/>
       <w:br/>
     </w:r>

--- a/tillsyn/A 4086-2025 tillsynsbegäran.docx
+++ b/tillsyn/A 4086-2025 tillsynsbegäran.docx
@@ -22,7 +22,7 @@
       <w:r>
         <w:drawing>
           <wp:inline xmlns:a="http://schemas.openxmlformats.org/drawingml/2006/main" xmlns:pic="http://schemas.openxmlformats.org/drawingml/2006/picture">
-            <wp:extent cx="5486400" cy="4622905"/>
+            <wp:extent cx="5486400" cy="4739797"/>
             <wp:docPr id="1" name="Picture 1"/>
             <wp:cNvGraphicFramePr>
               <a:graphicFrameLocks noChangeAspect="1"/>
@@ -43,7 +43,7 @@
                   <pic:spPr>
                     <a:xfrm>
                       <a:off x="0" y="0"/>
-                      <a:ext cx="5486400" cy="4622905"/>
+                      <a:ext cx="5486400" cy="4739797"/>
                     </a:xfrm>
                     <a:prstGeom prst="rect"/>
                   </pic:spPr>
@@ -65,7 +65,7 @@
     </w:p>
     <w:p>
       <w:r>
-        <w:t>I och inom 23 meter från avverkningsanmälan finns fynd av 50 naturvårdsarter, varav 24 är rödlistade, 10 är fridlysta, 30 är typiska (T) och 9 är signalarter (S): ask (EN), skogsalm (EN), gul taggsvamp (VU, T), knärot (VU, T, §8), lakritsmusseron (VU, T), rotfingersvamp (VU), skrovlig taggsvamp (VU), dofttaggsvamp (NT, T), dropptaggsvamp (NT, T), fjällig taggsvamp s.str. (NT), grantaggsvamp (NT), gropticka (NT, T), motaggsvamp (NT, T), orange taggsvamp (NT, T), rosenticka (NT, T), rynkskinn (NT, T), skarp dropptaggsvamp (NT), sotvaxskivling (NT), svartvit taggsvamp (NT), svedjenäva (NT, T), svinrot (NT), tallriska (NT), ullticka (NT, T), vågticka (NT), blodticka (S, T), flagellkvastmossa (S, T), grönpyrola (S, T), gullgröppa (S), mindre märgborre (S, T), plattlummer (S, T, §9), rödgul trumpetsvamp (S), vedticka (S, T), zontaggsvamp (S), bergsslok (T), blåbär (T), blåsippa (T, §9), hultbräken (T), kärrviol (T), linnea (T), mattlummer (T, §9), skogsstjärna (T), stjärnstarr (T), tjäder (T, §4), vitsippa (T), ängskovall (T), kopparödla (§6), fläcknycklar (§8), nattviol (§8), gullviva (§9) och revlummer (§9). Se Figur 1.</w:t>
+        <w:t>I och inom 23 meter från avverkningsanmälan finns fynd av 53 naturvårdsarter, varav 25 är rödlistade, 13 är fridlysta, 31 är typiska (T) och 9 är signalarter (S): ask (EN), skogsalm (EN), gul taggsvamp (VU, T), knärot (VU, T, §8), lakritsmusseron (VU, T), rotfingersvamp (VU), skrovlig taggsvamp (VU), dofttaggsvamp (NT, T), dropptaggsvamp (NT, T), fjällig taggsvamp s.str. (NT), grantaggsvamp (NT), gropticka (NT, T), motaggsvamp (NT, T), nordfladdermus (NT, §4a), orange taggsvamp (NT, T), rosenticka (NT, T), rynkskinn (NT, T), skarp dropptaggsvamp (NT), sotvaxskivling (NT), svartvit taggsvamp (NT), svedjenäva (NT, T), svinrot (NT), tallriska (NT), ullticka (NT, T), vågticka (NT), blodticka (S, T), flagellkvastmossa (S, T), grönpyrola (S, T), gullgröppa (S), mindre märgborre (S, T), plattlummer (S, T, §9), rödgul trumpetsvamp (S), vedticka (S, T), zontaggsvamp (S), bergsslok (T), blåbär (T), blåsippa (T, §9), hultbräken (T), kärrviol (T), linnea (T), mattlummer (T, §9), skogsstjärna (T), spillkråka (T, §4), stjärnstarr (T), tjäder (T, §4), vitsippa (T), ängskovall (T), dvärgpipistrell (§4a), kopparödla (§6), fläcknycklar (§8), nattviol (§8), gullviva (§9) och revlummer (§9). Se Figur 1.</w:t>
       </w:r>
     </w:p>
     <w:p>
@@ -384,6 +384,17 @@
         <w:rPr>
           <w:b/>
         </w:rPr>
+        <w:t>Nordfladdermus (NT, §4a)</w:t>
+      </w:r>
+      <w:r>
+        <w:t xml:space="preserve"> omfattas av bilaga 4 EU:s art- och habitatdirektiv vilket innebär ett strikt skydd där arten och dess livsmiljöer ska bevaras. Nordfladdermus föredrar variationsrik skog med förekomst av sjöar, vattendrag och våtmarker och hittas framförallt i halvöppna miljöer som trädbärande beteshagar och i kantzoner mellan skog och odlingsmark. Den undviker stora öppna områden som stora hyggen och större sammanhängande planteringar vilket minskar längden bryn och landskapets heterogenitet och därmed födotillgången och mängden lämpliga jaktplatser. Skogsbruksåtgärder som leder till minskad förekomst av äldre, gles skog och då särskilt tillgång på hålträd och träd med löst sittande bark kan leda till brist på koloniplatser och viloplatser. Nordfladdermus har minskat med 27,5 (5–50) % under de senaste 21 åren och minskningstakten för den svenska populationen bedöms vara nära gränsvärdet för Sårbar (VU). (A2bc) (SLU Artdatabanken, 2024; Skogsstyrelsen, 2016).</w:t>
+      </w:r>
+    </w:p>
+    <w:p>
+      <w:r>
+        <w:rPr>
+          <w:b/>
+        </w:rPr>
         <w:t xml:space="preserve">Orange taggsvamp (NT) </w:t>
       </w:r>
       <w:r>
@@ -938,6 +949,35 @@
         <w:rPr>
           <w:b/>
         </w:rPr>
+        <w:t>Spillkråka (§4)</w:t>
+      </w:r>
+      <w:r>
+        <w:t xml:space="preserve"> omfattas av bilaga 1 i EU:s fågeldirektiv och är typisk art för </w:t>
+      </w:r>
+      <w:r>
+        <w:rPr>
+          <w:i/>
+        </w:rPr>
+        <w:t xml:space="preserve">9010 Taiga </w:t>
+      </w:r>
+      <w:r>
+        <w:t>och</w:t>
+      </w:r>
+      <w:r>
+        <w:rPr>
+          <w:i/>
+        </w:rPr>
+        <w:t xml:space="preserve"> 9740 Skogsbevuxen myr</w:t>
+      </w:r>
+      <w:r>
+        <w:t>. Den behöver grova träd, främst tall, asp och bok som boträd. Skogsbruk med korta omloppstider och täta, homogena ungskogar utgör det största hotet. Spillkråka är en nyckelart i skogliga miljöer vars övergivna bohål utnyttjas av flera andra hålhäckande fågelarter och fladdermöss, däribland pärluggla (EN, §4), knipa (§4), salskrake (§4) och skogsduva (§4). Hökuggla (VU, §4) och slaguggla (§4) häckar ofta i högstubbar som brutits av i höjd med ett gammalt spillkråkebo (SLU Artdatabanken, 2026; Skogsstyrelsen, 2016).</w:t>
+      </w:r>
+    </w:p>
+    <w:p>
+      <w:r>
+        <w:rPr>
+          <w:b/>
+        </w:rPr>
         <w:t xml:space="preserve">Stjärnstarr </w:t>
       </w:r>
       <w:r>
@@ -1029,6 +1069,17 @@
       </w:r>
       <w:r>
         <w:t>(SLU Artdatabanken, 2025).</w:t>
+      </w:r>
+    </w:p>
+    <w:p>
+      <w:r>
+        <w:rPr>
+          <w:b/>
+        </w:rPr>
+        <w:t>Dvärgpipistrell (§4a)</w:t>
+      </w:r>
+      <w:r>
+        <w:t xml:space="preserve"> omfattas av bilaga 4 EU:s art- och habitatdirektiv vilket innebär ett strikt skydd där arten och dess livsmiljöer ska bevaras. Arten förekommer i alla typer av glesare skogar men föredrar framförallt lövskog. Den födosöker inne bland träden och man hittar den i trädbärande beteshagar, i kantzoner mellan skog och odlingsmark, i närheten av vatten och i bymiljöer. Den undviker stora sammanhängande öppna miljöer såsom åkrar och hyggen. Skogsbruksåtgärder som leder till minskad förekomst av äldre, gles skog och då särskilt tillgång på hålträd och träd med löst sittande bark kan leda till brist på koloniplatser och viloplatser (SLU Artdatabanken, 2024; Skogsstyrelsen, 2016).</w:t>
       </w:r>
     </w:p>
     <w:p>
@@ -1097,7 +1148,7 @@
     </w:p>
     <w:p>
       <w:r>
-        <w:t>Följande typiska arter har sina livsmiljöer och växtplatser i den avverkningsanmälda skogen: gul taggsvamp (VU, T), knärot (VU, T, §8), lakritsmusseron (VU, T), dofttaggsvamp (NT, T), dropptaggsvamp (NT, T), gropticka (NT, T), motaggsvamp (NT, T), orange taggsvamp (NT, T), rosenticka (NT, T), rynkskinn (NT, T), svedjenäva (NT, T), ullticka (NT, T), blodticka (S, T), flagellkvastmossa (S, T), grönpyrola (S, T), mindre märgborre (S, T), plattlummer (S, T, §9), vedticka (S, T), bergsslok (T), blåbär (T), blåsippa (T, §9), hultbräken (T), kärrviol (T), linnea (T), mattlummer (T, §9), skogsstjärna (T), stjärnstarr (T), tjäder (T, §4), vitsippa (T) och ängskovall (T).</w:t>
+        <w:t>Följande typiska arter har sina livsmiljöer och växtplatser i den avverkningsanmälda skogen: gul taggsvamp (VU, T), knärot (VU, T, §8), lakritsmusseron (VU, T), dofttaggsvamp (NT, T), dropptaggsvamp (NT, T), gropticka (NT, T), motaggsvamp (NT, T), orange taggsvamp (NT, T), rosenticka (NT, T), rynkskinn (NT, T), svedjenäva (NT, T), ullticka (NT, T), blodticka (S, T), flagellkvastmossa (S, T), grönpyrola (S, T), mindre märgborre (S, T), plattlummer (S, T, §9), vedticka (S, T), bergsslok (T), blåbär (T), blåsippa (T, §9), hultbräken (T), kärrviol (T), linnea (T), mattlummer (T, §9), skogsstjärna (T), spillkråka (T, §4), stjärnstarr (T), tjäder (T, §4), vitsippa (T) och ängskovall (T).</w:t>
       </w:r>
     </w:p>
     <w:p>
@@ -1408,45 +1459,22 @@
         <w:pStyle w:val="Heading1"/>
       </w:pPr>
       <w:r>
-        <w:t>Mindre märgborre – ekologi samt krav på livsmiljön</w:t>
-      </w:r>
-    </w:p>
-    <w:p>
-      <w:r>
-        <w:t xml:space="preserve">Mindre märgborre är en signalart för tallskog med höga naturvärden och kan lätt konstateras genom sina karaktäristiska måsvingeliknande gnagspår som ofta hittas på grova tallgrenar på marken. Mindre märgborre betraktas tillsammans med skarptandad barkborre som nyckelarter, eftersom en rad sällsynta efterföljande arter är beroende av deras gångsystem. Bland dessa kan nämnas åtgärdsprogramsarterna avlång barkborre (VU), </w:t>
-      </w:r>
-      <w:r>
-        <w:rPr>
-          <w:i/>
-        </w:rPr>
-        <w:t>Corticeus longulus</w:t>
-      </w:r>
-      <w:r>
-        <w:t xml:space="preserve"> (VU), tallgångbagge (VU), cholodkovskys bastborre (NT) och tallbarksvartbagge (NT) (Pettersson, 2014; Gunnarsson m fl., 1999).</w:t>
-      </w:r>
-    </w:p>
-    <w:p>
-      <w:r>
-        <w:t>Tallskogar tillhör de livsmiljöer som förändrats i stor skala, där många kvadratmil har omvandlats till unga produktionsskogar. I sådana skogar saknas förutsättningar för de ovannämnda sällsynta barkborrarna och alltmer kunskap tyder på att skogsbrukets omvandling av skogslandskapet, missgynnar åtgärdsprogrammets arter även inne i skyddade områden (Hedgren, 2012; Hedgren m.fl., 2010; Wikars m.fl., 2010; Wikars, 2009). Orsaken är sannolikt att dagens intensiva skogsbruk trivialiserar faunan på nydöda träd. Detta sker genom att generalister förökas upp i sådan grad i den brukade skogen att dessa även kommer att dominera i de för hållandevis små och fragmenterade områden som avsätts för naturvård (Appelqvist, 2005; Janzen, 1983; Ås, 1999).</w:t>
-      </w:r>
-    </w:p>
-    <w:p>
-      <w:r>
-        <w:t>Ett tydligt exempel på en generalist som gynnas av dagens skogsbruk är större märgborre på nydöd tall. Denna utvecklas förutom i vindfällen gärna i avverkningsavfall, inklusive avverkningsstubbar och röjningsstammar. Därmed har den större märgborren möjlighet att upprätthålla stora och stabila populationer på huvuddelen av landets skogsmark, vilket leder till en trivialisering av faunan. Större märgborre inverkar sannolikt direkt negativt på arter som tolvtandad barkborre (EN) och avlång barkborre (VU), och indirekt på de som är gynnade av blånadssvampar, dvs. följearter till framförallt mindre märgborre och skarptandad barkborre. De barkborrar som missgynnas av större märgborre är i mycket högre grad gynnade av tallar som dör genom självgallring, dvs. i normalfallet skog som inte används till skogsproduktion (Pettersson, 2014; Wikars, skriftl.).</w:t>
-      </w:r>
-    </w:p>
-    <w:p>
-      <w:r>
-        <w:t xml:space="preserve">Rika förekomster av främst mindre märgborre men även skarptandad barkborre är en signal för artrikedom och inventeringar har visat att det är i skogar med en naturlig självgallring som det skapas förutsättningar för dessa arter samt de efterföljande åtgärdsprogramsarterna (Pettersson, 2014; Hedgren, 2012). Tallskogar med stark förekomst av mindre märgborre och skarptandad barkborre bör avsättas som reservat. Generellt bör hänsyn tas vid slutavverkning av talldominerad skog så att avverkningsrester som gren- och toppdelar (s.k. GROT) lämnas. Mindre märgborre är typisk art för </w:t>
-      </w:r>
-      <w:r>
-        <w:rPr>
-          <w:i/>
-        </w:rPr>
-        <w:t>9060 Åsbarrskog</w:t>
-      </w:r>
-      <w:r>
-        <w:t xml:space="preserve"> (Pettersson, 2014; SLU Artdatabanken, 2026).</w:t>
+        <w:t>Nordfladdermus – ekologi samt krav på livsmiljön</w:t>
+      </w:r>
+    </w:p>
+    <w:p>
+      <w:r>
+        <w:t>Nordfladdermus (NT, §4a) omfattas av bilaga 4 EU:s art- och habitatdirektiv vilket innebär ett strikt skydd för arten och dess livsmiljöer. Arten har minskat med 27,5 (5–50) % under de senaste 21 åren och minskningstakten för den svenska populationen bedöms vara nära gränsvärdet för Sårbar (VU). (A2bc) (SLU Artdatabanken, 2024).</w:t>
+      </w:r>
+    </w:p>
+    <w:p>
+      <w:r>
+        <w:t>Nordfladdermus föredrar variationsrik skog med förekomst av sjöar, vattendrag och våtmarker och hittas framförallt i halvöppna miljöer som trädbärande beteshagar och i kantzoner mellan skog och odlingsmark. Den undviker stora öppna områden som stora hyggen och större sammanhängande planteringar vilket minskar längden bryn och landskapets heterogenitet och därmed födotillgången och mängden lämpliga jaktplatser. Skogsbruksåtgärder som leder till minskad förekomst av äldre, gles skog och då särskilt tillgång på hålträd och träd med löst sittande bark kan leda till brist på koloniplatser och viloplatser (SLU Artdatabanken, 2024; Skogsstyrelsen, 2016).</w:t>
+      </w:r>
+    </w:p>
+    <w:p>
+      <w:r>
+        <w:t>Fladdermöss är beroende av hänsyn på landskapsnivå och det är viktigt att alla typer av vatten och våtmarker samt fuktiga skogspartier återställs och bevaras. Sväm- och sumpskog ska alltid sparas, och äldre lövmiljöer bör alltid sparas för födosök, koloniplatser och viloplatser. Utöver kantzoner mot vatten och våtmarker bör tillräckligt breda skyddszoner av uppväxt skog sparas för att skapa och bevara vindskyddade födosöksmiljöer. Genom att binda samman befintliga skogsbestånd med korridorer av uppvuxen skog skapas ett fladdermusvänligt landskap (SLU Artdatabanken, 2024; Skogsstyrelsen, 2016).</w:t>
       </w:r>
     </w:p>
     <w:p>
@@ -1454,147 +1482,35 @@
         <w:pStyle w:val="Heading2"/>
       </w:pPr>
       <w:r>
-        <w:t>Referenser – mindre märgborre</w:t>
-      </w:r>
-    </w:p>
-    <w:p>
-      <w:r>
-        <w:t xml:space="preserve">Appelqvist, T., 2005. </w:t>
+        <w:t>Referenser – nordfladdermus</w:t>
+      </w:r>
+    </w:p>
+    <w:p>
+      <w:r>
+        <w:t xml:space="preserve">Skogsstyrelsen, 2016. </w:t>
       </w:r>
       <w:r>
         <w:rPr>
           <w:i/>
         </w:rPr>
-        <w:t>Naturvårdsbiologisk forskning. Underlag för områdesskydd i landskapet.</w:t>
-      </w:r>
-      <w:r>
-        <w:t xml:space="preserve"> Naturvårdsverket, Rapport 5452.</w:t>
-      </w:r>
-    </w:p>
-    <w:p>
-      <w:r>
-        <w:t xml:space="preserve">Gunnarsson, B., Pettersson, R. B., Hake, M. och Hultengren, S. &amp; Sjöberg, K., 1999. </w:t>
+        <w:t xml:space="preserve">Vägledning för hänsyn till nordfladdermus. </w:t>
+      </w:r>
+      <w:r>
+        <w:t>Vägledningar och kunskapsstöd artskydd - Skogsstyrelsen</w:t>
+      </w:r>
+    </w:p>
+    <w:p>
+      <w:r>
+        <w:t>SLU Artdatabanken, 2024.</w:t>
       </w:r>
       <w:r>
         <w:rPr>
           <w:i/>
         </w:rPr>
-        <w:t xml:space="preserve">Spindlar och skalbaggar som indikatorer i barrskog. </w:t>
-      </w:r>
-      <w:r>
-        <w:t>Skog &amp; Forskning, Nr. 2/99, s. 46–51.</w:t>
-      </w:r>
-    </w:p>
-    <w:p>
-      <w:r>
-        <w:t xml:space="preserve">Hedgren, O., 2012. </w:t>
-      </w:r>
-      <w:r>
-        <w:rPr>
-          <w:i/>
-        </w:rPr>
-        <w:t>Hotade insekter på tallved i Dalarna.</w:t>
-      </w:r>
-      <w:r>
-        <w:t xml:space="preserve"> Länsstyrelsen Dalarna, Naturvårdsenheten. Rapport 2012:16.</w:t>
-      </w:r>
-    </w:p>
-    <w:p>
-      <w:r>
-        <w:t xml:space="preserve">Hedgren, O. 2010. </w:t>
-      </w:r>
-      <w:r>
-        <w:rPr>
-          <w:i/>
-        </w:rPr>
-        <w:t>Vedinsekter i tallskog och på brandfält i Värmland.</w:t>
-      </w:r>
-      <w:r>
-        <w:t xml:space="preserve"> Länsstyrelsen Värmland, Stencil, 39 s.</w:t>
-      </w:r>
-    </w:p>
-    <w:p>
-      <w:r>
-        <w:t xml:space="preserve">Janzen, D. H., 1983. </w:t>
-      </w:r>
-      <w:r>
-        <w:rPr>
-          <w:i/>
-        </w:rPr>
-        <w:t>No park is an island: Increase in interference from outside as park size decreases</w:t>
-      </w:r>
-      <w:r>
-        <w:t>. Oikos 41: 402–410.</w:t>
-      </w:r>
-    </w:p>
-    <w:p>
-      <w:r>
-        <w:t xml:space="preserve">Jonsell, M., Weslien, J. &amp; Ehn ström, B., 1998. </w:t>
-      </w:r>
-      <w:r>
-        <w:rPr>
-          <w:i/>
-        </w:rPr>
-        <w:t>Substrate requirements of red-listed saproxylic invertebrates in Sweden</w:t>
-      </w:r>
-      <w:r>
-        <w:t>. Biodiversity and Conserv. 7: 749–764.</w:t>
-      </w:r>
-    </w:p>
-    <w:p>
-      <w:r>
-        <w:t xml:space="preserve">Pettersson, R. B., 2014). </w:t>
-      </w:r>
-      <w:r>
-        <w:rPr>
-          <w:i/>
-        </w:rPr>
-        <w:t>Åtgärdsprogram för skalbaggar på nyligen död tall, 2014–2018.</w:t>
-      </w:r>
-      <w:r>
-        <w:t xml:space="preserve"> Rapport 6599. Bromma: Naturvårdsverket.</w:t>
-      </w:r>
-    </w:p>
-    <w:p>
-      <w:r>
-        <w:t xml:space="preserve">SLU Artdatabanken, 2026. </w:t>
-      </w:r>
-      <w:r>
-        <w:rPr>
-          <w:i/>
-        </w:rPr>
-        <w:t xml:space="preserve">Artfaktablad. Naturvård – artfakta. </w:t>
-      </w:r>
-      <w:r>
-        <w:t>SLU Artdatabanken, Uppsala.</w:t>
-      </w:r>
-    </w:p>
-    <w:p>
-      <w:r>
-        <w:t xml:space="preserve">Wikars, L.-O., Hansson, J. &amp; Hedgren, O., 2010. </w:t>
-      </w:r>
-      <w:r>
-        <w:rPr>
-          <w:i/>
-        </w:rPr>
-        <w:t>Inventering av vedlevande skalbaggar – tallskogar i Örebro län.</w:t>
-      </w:r>
-      <w:r>
-        <w:t xml:space="preserve"> Länsstyrelsen i Örebro län, publ.nr. 2010:2.</w:t>
-      </w:r>
-    </w:p>
-    <w:p>
-      <w:r>
-        <w:t xml:space="preserve">Wikars, L.-O., 2009. </w:t>
-      </w:r>
-      <w:r>
-        <w:rPr>
-          <w:i/>
-        </w:rPr>
-        <w:t>Vedskalbaggar i Hamra nationalpark, Gävleborgs län.</w:t>
-      </w:r>
-      <w:r>
-        <w:t xml:space="preserve"> Länsstyrelsen Gävleborg, Rapport 2009:14.</w:t>
+        <w:t xml:space="preserve">  Artfakta: nordfladdermus (Eptesicus nilssonii). </w:t>
+      </w:r>
+      <w:r>
+        <w:t>https://artfakta.se/taxa/205998</w:t>
       </w:r>
     </w:p>
     <w:p>
@@ -1602,35 +1518,45 @@
         <w:pStyle w:val="Heading1"/>
       </w:pPr>
       <w:r>
-        <w:t>Tjäder – ekologi samt krav på livsmiljön</w:t>
-      </w:r>
-    </w:p>
-    <w:p>
-      <w:r>
-        <w:t xml:space="preserve">Tjäder (§4) omfattas av bilaga 1 och 2 EU:s fågeldirektiv och är typisk art för </w:t>
+        <w:t>Mindre märgborre – ekologi samt krav på livsmiljön</w:t>
+      </w:r>
+    </w:p>
+    <w:p>
+      <w:r>
+        <w:t xml:space="preserve">Mindre märgborre är en signalart för tallskog med höga naturvärden och kan lätt konstateras genom sina karaktäristiska måsvingeliknande gnagspår som ofta hittas på grova tallgrenar på marken. Mindre märgborre betraktas tillsammans med skarptandad barkborre som nyckelarter, eftersom en rad sällsynta efterföljande arter är beroende av deras gångsystem. Bland dessa kan nämnas åtgärdsprogramsarterna avlång barkborre (VU), </w:t>
       </w:r>
       <w:r>
         <w:rPr>
           <w:i/>
         </w:rPr>
-        <w:t xml:space="preserve">9010 Taiga </w:t>
-      </w:r>
-      <w:r>
-        <w:t xml:space="preserve">och </w:t>
+        <w:t>Corticeus longulus</w:t>
+      </w:r>
+      <w:r>
+        <w:t xml:space="preserve"> (VU), tallgångbagge (VU), cholodkovskys bastborre (NT) och tallbarksvartbagge (NT) (Pettersson, 2014; Gunnarsson m fl., 1999).</w:t>
+      </w:r>
+    </w:p>
+    <w:p>
+      <w:r>
+        <w:t>Tallskogar tillhör de livsmiljöer som förändrats i stor skala, där många kvadratmil har omvandlats till unga produktionsskogar. I sådana skogar saknas förutsättningar för de ovannämnda sällsynta barkborrarna och alltmer kunskap tyder på att skogsbrukets omvandling av skogslandskapet, missgynnar åtgärdsprogrammets arter även inne i skyddade områden (Hedgren, 2012; Hedgren m.fl., 2010; Wikars m.fl., 2010; Wikars, 2009). Orsaken är sannolikt att dagens intensiva skogsbruk trivialiserar faunan på nydöda träd. Detta sker genom att generalister förökas upp i sådan grad i den brukade skogen att dessa även kommer att dominera i de för hållandevis små och fragmenterade områden som avsätts för naturvård (Appelqvist, 2005; Janzen, 1983; Ås, 1999).</w:t>
+      </w:r>
+    </w:p>
+    <w:p>
+      <w:r>
+        <w:t>Ett tydligt exempel på en generalist som gynnas av dagens skogsbruk är större märgborre på nydöd tall. Denna utvecklas förutom i vindfällen gärna i avverkningsavfall, inklusive avverkningsstubbar och röjningsstammar. Därmed har den större märgborren möjlighet att upprätthålla stora och stabila populationer på huvuddelen av landets skogsmark, vilket leder till en trivialisering av faunan. Större märgborre inverkar sannolikt direkt negativt på arter som tolvtandad barkborre (EN) och avlång barkborre (VU), och indirekt på de som är gynnade av blånadssvampar, dvs. följearter till framförallt mindre märgborre och skarptandad barkborre. De barkborrar som missgynnas av större märgborre är i mycket högre grad gynnade av tallar som dör genom självgallring, dvs. i normalfallet skog som inte används till skogsproduktion (Pettersson, 2014; Wikars, skriftl.).</w:t>
+      </w:r>
+    </w:p>
+    <w:p>
+      <w:r>
+        <w:t xml:space="preserve">Rika förekomster av främst mindre märgborre men även skarptandad barkborre är en signal för artrikedom och inventeringar har visat att det är i skogar med en naturlig självgallring som det skapas förutsättningar för dessa arter samt de efterföljande åtgärdsprogramsarterna (Pettersson, 2014; Hedgren, 2012). Tallskogar med stark förekomst av mindre märgborre och skarptandad barkborre bör avsättas som reservat. Generellt bör hänsyn tas vid slutavverkning av talldominerad skog så att avverkningsrester som gren- och toppdelar (s.k. GROT) lämnas. Mindre märgborre är typisk art för </w:t>
       </w:r>
       <w:r>
         <w:rPr>
           <w:i/>
         </w:rPr>
-        <w:t>9740 Skogsbevuxen myr</w:t>
-      </w:r>
-      <w:r>
-        <w:t>. Tjädern är en utpräglad skogsfågel knuten till större sammanhängande barrskogsområden. Tupparna och hönorna utnyttjar till viss del olika miljöer, och habitatvalet varierar dessutom mellan olika delar av året. För att det ska finnas livskraftiga tjäderbestånd krävs funktionella skogslandskap med en blandning av uppvuxen, gles och luckig skog, täta sumpskogar, myrar och andra små våtmarker (Skogsstyrelsen, 2019; SLU Artdatabanken 2024).</w:t>
-      </w:r>
-    </w:p>
-    <w:p>
-      <w:r>
-        <w:t>Arten försvinner när skogen fragmenteras och den sammanlagda arealen hyggen och andra öppna områden blir för stor. Ett småskaligt och försiktigt virkesuttag genom hyggesfria metoder kan i vissa fall vara möjligt i området inom 200 m från lekcentrum. Längre ut från lekcentrum, inom 200–500 m bör den avverkade ytan inte överskrida 1 hektar för att undvika alltför stora och snabba förändringar (Skogsstyrelsen, 2019).</w:t>
+        <w:t>9060 Åsbarrskog</w:t>
+      </w:r>
+      <w:r>
+        <w:t xml:space="preserve"> (Pettersson, 2014; SLU Artdatabanken, 2026).</w:t>
       </w:r>
     </w:p>
     <w:p>
@@ -1638,6 +1564,262 @@
         <w:pStyle w:val="Heading2"/>
       </w:pPr>
       <w:r>
+        <w:t>Referenser – mindre märgborre</w:t>
+      </w:r>
+    </w:p>
+    <w:p>
+      <w:r>
+        <w:t xml:space="preserve">Appelqvist, T., 2005. </w:t>
+      </w:r>
+      <w:r>
+        <w:rPr>
+          <w:i/>
+        </w:rPr>
+        <w:t>Naturvårdsbiologisk forskning. Underlag för områdesskydd i landskapet.</w:t>
+      </w:r>
+      <w:r>
+        <w:t xml:space="preserve"> Naturvårdsverket, Rapport 5452.</w:t>
+      </w:r>
+    </w:p>
+    <w:p>
+      <w:r>
+        <w:t xml:space="preserve">Gunnarsson, B., Pettersson, R. B., Hake, M. och Hultengren, S. &amp; Sjöberg, K., 1999. </w:t>
+      </w:r>
+      <w:r>
+        <w:rPr>
+          <w:i/>
+        </w:rPr>
+        <w:t xml:space="preserve">Spindlar och skalbaggar som indikatorer i barrskog. </w:t>
+      </w:r>
+      <w:r>
+        <w:t>Skog &amp; Forskning, Nr. 2/99, s. 46–51.</w:t>
+      </w:r>
+    </w:p>
+    <w:p>
+      <w:r>
+        <w:t xml:space="preserve">Hedgren, O., 2012. </w:t>
+      </w:r>
+      <w:r>
+        <w:rPr>
+          <w:i/>
+        </w:rPr>
+        <w:t>Hotade insekter på tallved i Dalarna.</w:t>
+      </w:r>
+      <w:r>
+        <w:t xml:space="preserve"> Länsstyrelsen Dalarna, Naturvårdsenheten. Rapport 2012:16.</w:t>
+      </w:r>
+    </w:p>
+    <w:p>
+      <w:r>
+        <w:t xml:space="preserve">Hedgren, O. 2010. </w:t>
+      </w:r>
+      <w:r>
+        <w:rPr>
+          <w:i/>
+        </w:rPr>
+        <w:t>Vedinsekter i tallskog och på brandfält i Värmland.</w:t>
+      </w:r>
+      <w:r>
+        <w:t xml:space="preserve"> Länsstyrelsen Värmland, Stencil, 39 s.</w:t>
+      </w:r>
+    </w:p>
+    <w:p>
+      <w:r>
+        <w:t xml:space="preserve">Janzen, D. H., 1983. </w:t>
+      </w:r>
+      <w:r>
+        <w:rPr>
+          <w:i/>
+        </w:rPr>
+        <w:t>No park is an island: Increase in interference from outside as park size decreases</w:t>
+      </w:r>
+      <w:r>
+        <w:t>. Oikos 41: 402–410.</w:t>
+      </w:r>
+    </w:p>
+    <w:p>
+      <w:r>
+        <w:t xml:space="preserve">Jonsell, M., Weslien, J. &amp; Ehn ström, B., 1998. </w:t>
+      </w:r>
+      <w:r>
+        <w:rPr>
+          <w:i/>
+        </w:rPr>
+        <w:t>Substrate requirements of red-listed saproxylic invertebrates in Sweden</w:t>
+      </w:r>
+      <w:r>
+        <w:t>. Biodiversity and Conserv. 7: 749–764.</w:t>
+      </w:r>
+    </w:p>
+    <w:p>
+      <w:r>
+        <w:t xml:space="preserve">Pettersson, R. B., 2014). </w:t>
+      </w:r>
+      <w:r>
+        <w:rPr>
+          <w:i/>
+        </w:rPr>
+        <w:t>Åtgärdsprogram för skalbaggar på nyligen död tall, 2014–2018.</w:t>
+      </w:r>
+      <w:r>
+        <w:t xml:space="preserve"> Rapport 6599. Bromma: Naturvårdsverket.</w:t>
+      </w:r>
+    </w:p>
+    <w:p>
+      <w:r>
+        <w:t xml:space="preserve">SLU Artdatabanken, 2026. </w:t>
+      </w:r>
+      <w:r>
+        <w:rPr>
+          <w:i/>
+        </w:rPr>
+        <w:t xml:space="preserve">Artfaktablad. Naturvård – artfakta. </w:t>
+      </w:r>
+      <w:r>
+        <w:t>SLU Artdatabanken, Uppsala.</w:t>
+      </w:r>
+    </w:p>
+    <w:p>
+      <w:r>
+        <w:t xml:space="preserve">Wikars, L.-O., Hansson, J. &amp; Hedgren, O., 2010. </w:t>
+      </w:r>
+      <w:r>
+        <w:rPr>
+          <w:i/>
+        </w:rPr>
+        <w:t>Inventering av vedlevande skalbaggar – tallskogar i Örebro län.</w:t>
+      </w:r>
+      <w:r>
+        <w:t xml:space="preserve"> Länsstyrelsen i Örebro län, publ.nr. 2010:2.</w:t>
+      </w:r>
+    </w:p>
+    <w:p>
+      <w:r>
+        <w:t xml:space="preserve">Wikars, L.-O., 2009. </w:t>
+      </w:r>
+      <w:r>
+        <w:rPr>
+          <w:i/>
+        </w:rPr>
+        <w:t>Vedskalbaggar i Hamra nationalpark, Gävleborgs län.</w:t>
+      </w:r>
+      <w:r>
+        <w:t xml:space="preserve"> Länsstyrelsen Gävleborg, Rapport 2009:14.</w:t>
+      </w:r>
+    </w:p>
+    <w:p>
+      <w:pPr>
+        <w:pStyle w:val="Heading1"/>
+      </w:pPr>
+      <w:r>
+        <w:t>Spillkråka – ekologi samt krav på livsmiljön</w:t>
+      </w:r>
+    </w:p>
+    <w:p>
+      <w:r>
+        <w:t xml:space="preserve">Spillkråka (§4) ingår i bilaga 1 EU:s fågeldirektiv och är typisk art för </w:t>
+      </w:r>
+      <w:r>
+        <w:rPr>
+          <w:i/>
+        </w:rPr>
+        <w:t xml:space="preserve">9010 Taiga </w:t>
+      </w:r>
+      <w:r>
+        <w:t>och</w:t>
+      </w:r>
+      <w:r>
+        <w:rPr>
+          <w:i/>
+        </w:rPr>
+        <w:t xml:space="preserve"> 9740 Skogsbevuxen myr</w:t>
+      </w:r>
+      <w:r>
+        <w:t>. Den lever i både barr- och blandskog liksom i ren lövskog. De tätaste populationerna tenderar att finnas i äldre, variationsrik blandskog med gott om död ved och gamla träd. Varje par utnyttjar 400–1000 hektar skog beroende på skogens kvalitet. Skogsbruk med korta omloppstider och täta, homogena ungskogar utgör det största hotet (SLU Artdatabanken, 2026).</w:t>
+      </w:r>
+    </w:p>
+    <w:p>
+      <w:r>
+        <w:t>Spillkråka är en nyckelart i skogliga miljöer vars övergivna bohål utnyttjas av flera andra hålhäckande fågelarter och fladdermöss, däribland pärluggla (EN, §4), knipa (§4), salskrake (§4) och skogsduva (§4). Hökuggla (VU, §4) och slaguggla (§4) häckar ofta i högstubbar som brutits av i höjd med ett gammalt spillkråkebo (Skogsstyrelsen, 2016).</w:t>
+      </w:r>
+    </w:p>
+    <w:p>
+      <w:pPr>
+        <w:pStyle w:val="Heading2"/>
+      </w:pPr>
+      <w:r>
+        <w:t>Referenser – spillkråka</w:t>
+      </w:r>
+    </w:p>
+    <w:p>
+      <w:r>
+        <w:t xml:space="preserve">Skogsstyrelsen, 2016. </w:t>
+      </w:r>
+      <w:r>
+        <w:rPr>
+          <w:i/>
+        </w:rPr>
+        <w:t xml:space="preserve">Vägledning för hänsyn till spillkråka. </w:t>
+      </w:r>
+      <w:r>
+        <w:t>Vägledningar och kunskapsstöd artskydd – Skogsstyrelsen.</w:t>
+      </w:r>
+    </w:p>
+    <w:p>
+      <w:r>
+        <w:t xml:space="preserve">SLU Artdatabanken, 2026. </w:t>
+      </w:r>
+      <w:r>
+        <w:rPr>
+          <w:i/>
+        </w:rPr>
+        <w:t xml:space="preserve">Artfaktablad. Naturvård – artfakta. </w:t>
+      </w:r>
+      <w:r>
+        <w:t>SLU Artdatabanken, Uppsala.</w:t>
+      </w:r>
+    </w:p>
+    <w:p>
+      <w:pPr>
+        <w:pStyle w:val="Heading1"/>
+      </w:pPr>
+      <w:r>
+        <w:t>Tjäder – ekologi samt krav på livsmiljön</w:t>
+      </w:r>
+    </w:p>
+    <w:p>
+      <w:r>
+        <w:t xml:space="preserve">Tjäder (§4) omfattas av bilaga 1 och 2 EU:s fågeldirektiv och är typisk art för </w:t>
+      </w:r>
+      <w:r>
+        <w:rPr>
+          <w:i/>
+        </w:rPr>
+        <w:t xml:space="preserve">9010 Taiga </w:t>
+      </w:r>
+      <w:r>
+        <w:t xml:space="preserve">och </w:t>
+      </w:r>
+      <w:r>
+        <w:rPr>
+          <w:i/>
+        </w:rPr>
+        <w:t>9740 Skogsbevuxen myr</w:t>
+      </w:r>
+      <w:r>
+        <w:t>. Tjädern är en utpräglad skogsfågel knuten till större sammanhängande barrskogsområden. Tupparna och hönorna utnyttjar till viss del olika miljöer, och habitatvalet varierar dessutom mellan olika delar av året. För att det ska finnas livskraftiga tjäderbestånd krävs funktionella skogslandskap med en blandning av uppvuxen, gles och luckig skog, täta sumpskogar, myrar och andra små våtmarker (Skogsstyrelsen, 2019; SLU Artdatabanken 2024).</w:t>
+      </w:r>
+    </w:p>
+    <w:p>
+      <w:r>
+        <w:t>Arten försvinner när skogen fragmenteras och den sammanlagda arealen hyggen och andra öppna områden blir för stor. Ett småskaligt och försiktigt virkesuttag genom hyggesfria metoder kan i vissa fall vara möjligt i området inom 200 m från lekcentrum. Längre ut från lekcentrum, inom 200–500 m bör den avverkade ytan inte överskrida 1 hektar för att undvika alltför stora och snabba förändringar (Skogsstyrelsen, 2019).</w:t>
+      </w:r>
+    </w:p>
+    <w:p>
+      <w:pPr>
+        <w:pStyle w:val="Heading2"/>
+      </w:pPr>
+      <w:r>
         <w:t>Referenser – tjäder</w:t>
       </w:r>
     </w:p>
@@ -1664,6 +1846,60 @@
       </w:r>
       <w:r>
         <w:t>SLU Artdatabanken, Uppsala</w:t>
+      </w:r>
+    </w:p>
+    <w:p>
+      <w:pPr>
+        <w:pStyle w:val="Heading1"/>
+      </w:pPr>
+      <w:r>
+        <w:t>Dvärgpipistrell – ekologi samt krav på livsmiljön</w:t>
+      </w:r>
+    </w:p>
+    <w:p>
+      <w:r>
+        <w:t>Dvärgpipistrell (§4a) omfattas av bilaga 4 EU:s art- och habitatdirektiv vilket innebär ett strikt skydd för arten och dess livsmiljöer. Arten förekommer i alla typer av glesare skogar men föredrar framförallt lövskog. Den födosöker inne bland träden och man hittar den i trädbärande beteshagar, i kantzoner mellan skog och odlingsmark, i närheten av vatten och i bymiljöer. Den undviker stora sammanhängande öppna miljöer såsom åkrar och hyggen. Skogsbruksåtgärder som leder till minskad förekomst av äldre, gles skog och då särskilt tillgång på hålträd och träd med löst sittande bark kan leda till brist på koloniplatser och viloplatser (SLU Artdatabanken, 2024; Skogsstyrelsen, 2016).</w:t>
+      </w:r>
+    </w:p>
+    <w:p>
+      <w:r>
+        <w:t>Fladdermöss är beroende av hänsyn på landskapsnivå och det är viktigt att alla typer av vatten och våtmarker samt fuktiga skogspartier återställs och bevaras. Sväm- och sumpskog ska alltid sparas, och äldre lövmiljöer bör alltid sparas för födosök, koloniplatser och viloplatser. Utöver kantzoner mot vatten och våtmarker bör tillräckligt breda skyddszoner av uppväxt skog sparas för att skapa och bevara vindskyddade födosöksmiljöer. Genom att binda samman befintliga skogsbestånd med korridorer av uppvuxen skog skapas ett fladdermusvänligt landskap (SLU Artdatabanken, 2024; Skogsstyrelsen, 2016).</w:t>
+      </w:r>
+    </w:p>
+    <w:p>
+      <w:pPr>
+        <w:pStyle w:val="Heading2"/>
+      </w:pPr>
+      <w:r>
+        <w:t>Referenser – dvärgpipistrell</w:t>
+      </w:r>
+    </w:p>
+    <w:p>
+      <w:r>
+        <w:t xml:space="preserve">Skogsstyrelsen, 2016. </w:t>
+      </w:r>
+      <w:r>
+        <w:rPr>
+          <w:i/>
+        </w:rPr>
+        <w:t xml:space="preserve">Vägledning för hänsyn till pipistrell. </w:t>
+      </w:r>
+      <w:r>
+        <w:t>Vägledningar och kunskapsstöd artskydd - Skogsstyrelsen</w:t>
+      </w:r>
+    </w:p>
+    <w:p>
+      <w:r>
+        <w:t>SLU Artdatabanken, 2024.</w:t>
+      </w:r>
+      <w:r>
+        <w:rPr>
+          <w:i/>
+        </w:rPr>
+        <w:t xml:space="preserve">  Artfakta: dvärgpipistrell (Pipistrellus pygmaeus). </w:t>
+      </w:r>
+      <w:r>
+        <w:t>https://artfakta.se/taxa/205995</w:t>
       </w:r>
     </w:p>
     <w:p>
@@ -2042,7 +2278,7 @@
     <w:r>
       <w:tab/>
       <w:tab/>
-      <w:t>2026-10-01</w:t>
+      <w:t>2026-10-02</w:t>
       <w:br/>
       <w:br/>
     </w:r>

--- a/tillsyn/A 4086-2025 tillsynsbegäran.docx
+++ b/tillsyn/A 4086-2025 tillsynsbegäran.docx
@@ -2278,7 +2278,7 @@
     <w:r>
       <w:tab/>
       <w:tab/>
-      <w:t>2026-10-02</w:t>
+      <w:t>2026-10-03</w:t>
       <w:br/>
       <w:br/>
     </w:r>

--- a/tillsyn/A 4086-2025 tillsynsbegäran.docx
+++ b/tillsyn/A 4086-2025 tillsynsbegäran.docx
@@ -2278,7 +2278,7 @@
     <w:r>
       <w:tab/>
       <w:tab/>
-      <w:t>2026-10-03</w:t>
+      <w:t>2026-10-04</w:t>
       <w:br/>
       <w:br/>
     </w:r>

--- a/tillsyn/A 4086-2025 tillsynsbegäran.docx
+++ b/tillsyn/A 4086-2025 tillsynsbegäran.docx
@@ -2278,7 +2278,7 @@
     <w:r>
       <w:tab/>
       <w:tab/>
-      <w:t>2026-10-04</w:t>
+      <w:t>2026-10-05</w:t>
       <w:br/>
       <w:br/>
     </w:r>

--- a/tillsyn/A 4086-2025 tillsynsbegäran.docx
+++ b/tillsyn/A 4086-2025 tillsynsbegäran.docx
@@ -2278,7 +2278,7 @@
     <w:r>
       <w:tab/>
       <w:tab/>
-      <w:t>2026-10-05</w:t>
+      <w:t>2026-10-06</w:t>
       <w:br/>
       <w:br/>
     </w:r>

--- a/tillsyn/A 4086-2025 tillsynsbegäran.docx
+++ b/tillsyn/A 4086-2025 tillsynsbegäran.docx
@@ -2278,7 +2278,7 @@
     <w:r>
       <w:tab/>
       <w:tab/>
-      <w:t>2026-10-06</w:t>
+      <w:t>2026-10-07</w:t>
       <w:br/>
       <w:br/>
     </w:r>

--- a/tillsyn/A 4086-2025 tillsynsbegäran.docx
+++ b/tillsyn/A 4086-2025 tillsynsbegäran.docx
@@ -2278,7 +2278,7 @@
     <w:r>
       <w:tab/>
       <w:tab/>
-      <w:t>2026-10-07</w:t>
+      <w:t>2026-10-08</w:t>
       <w:br/>
       <w:br/>
     </w:r>

--- a/tillsyn/A 4086-2025 tillsynsbegäran.docx
+++ b/tillsyn/A 4086-2025 tillsynsbegäran.docx
@@ -2278,7 +2278,7 @@
     <w:r>
       <w:tab/>
       <w:tab/>
-      <w:t>2026-10-08</w:t>
+      <w:t>2026-10-09</w:t>
       <w:br/>
       <w:br/>
     </w:r>

--- a/tillsyn/A 4086-2025 tillsynsbegäran.docx
+++ b/tillsyn/A 4086-2025 tillsynsbegäran.docx
@@ -2278,7 +2278,7 @@
     <w:r>
       <w:tab/>
       <w:tab/>
-      <w:t>2026-10-09</w:t>
+      <w:t>2026-10-10</w:t>
       <w:br/>
       <w:br/>
     </w:r>

--- a/tillsyn/A 4086-2025 tillsynsbegäran.docx
+++ b/tillsyn/A 4086-2025 tillsynsbegäran.docx
@@ -2278,7 +2278,7 @@
     <w:r>
       <w:tab/>
       <w:tab/>
-      <w:t>2026-10-10</w:t>
+      <w:t>2026-10-11</w:t>
       <w:br/>
       <w:br/>
     </w:r>

--- a/tillsyn/A 4086-2025 tillsynsbegäran.docx
+++ b/tillsyn/A 4086-2025 tillsynsbegäran.docx
@@ -2278,7 +2278,7 @@
     <w:r>
       <w:tab/>
       <w:tab/>
-      <w:t>2026-10-11</w:t>
+      <w:t>2026-10-12</w:t>
       <w:br/>
       <w:br/>
     </w:r>

--- a/tillsyn/A 4086-2025 tillsynsbegäran.docx
+++ b/tillsyn/A 4086-2025 tillsynsbegäran.docx
@@ -2278,7 +2278,7 @@
     <w:r>
       <w:tab/>
       <w:tab/>
-      <w:t>2026-10-12</w:t>
+      <w:t>2026-10-13</w:t>
       <w:br/>
       <w:br/>
     </w:r>

--- a/tillsyn/A 4086-2025 tillsynsbegäran.docx
+++ b/tillsyn/A 4086-2025 tillsynsbegäran.docx
@@ -2278,7 +2278,7 @@
     <w:r>
       <w:tab/>
       <w:tab/>
-      <w:t>2026-10-13</w:t>
+      <w:t>2026-10-14</w:t>
       <w:br/>
       <w:br/>
     </w:r>

--- a/tillsyn/A 4086-2025 tillsynsbegäran.docx
+++ b/tillsyn/A 4086-2025 tillsynsbegäran.docx
@@ -2278,7 +2278,7 @@
     <w:r>
       <w:tab/>
       <w:tab/>
-      <w:t>2026-10-14</w:t>
+      <w:t>2026-10-15</w:t>
       <w:br/>
       <w:br/>
     </w:r>

--- a/tillsyn/A 4086-2025 tillsynsbegäran.docx
+++ b/tillsyn/A 4086-2025 tillsynsbegäran.docx
@@ -2278,7 +2278,7 @@
     <w:r>
       <w:tab/>
       <w:tab/>
-      <w:t>2026-10-15</w:t>
+      <w:t>2026-10-16</w:t>
       <w:br/>
       <w:br/>
     </w:r>

--- a/tillsyn/A 4086-2025 tillsynsbegäran.docx
+++ b/tillsyn/A 4086-2025 tillsynsbegäran.docx
@@ -2278,7 +2278,7 @@
     <w:r>
       <w:tab/>
       <w:tab/>
-      <w:t>2026-10-16</w:t>
+      <w:t>2026-10-17</w:t>
       <w:br/>
       <w:br/>
     </w:r>

--- a/tillsyn/A 4086-2025 tillsynsbegäran.docx
+++ b/tillsyn/A 4086-2025 tillsynsbegäran.docx
@@ -2278,7 +2278,7 @@
     <w:r>
       <w:tab/>
       <w:tab/>
-      <w:t>2026-10-17</w:t>
+      <w:t>2026-10-18</w:t>
       <w:br/>
       <w:br/>
     </w:r>

--- a/tillsyn/A 4086-2025 tillsynsbegäran.docx
+++ b/tillsyn/A 4086-2025 tillsynsbegäran.docx
@@ -2278,7 +2278,7 @@
     <w:r>
       <w:tab/>
       <w:tab/>
-      <w:t>2026-10-18</w:t>
+      <w:t>2026-10-19</w:t>
       <w:br/>
       <w:br/>
     </w:r>

--- a/tillsyn/A 4086-2025 tillsynsbegäran.docx
+++ b/tillsyn/A 4086-2025 tillsynsbegäran.docx
@@ -2278,7 +2278,7 @@
     <w:r>
       <w:tab/>
       <w:tab/>
-      <w:t>2026-10-19</w:t>
+      <w:t>2026-10-20</w:t>
       <w:br/>
       <w:br/>
     </w:r>

--- a/tillsyn/A 4086-2025 tillsynsbegäran.docx
+++ b/tillsyn/A 4086-2025 tillsynsbegäran.docx
@@ -2278,7 +2278,7 @@
     <w:r>
       <w:tab/>
       <w:tab/>
-      <w:t>2026-10-20</w:t>
+      <w:t>2026-10-21</w:t>
       <w:br/>
       <w:br/>
     </w:r>

--- a/tillsyn/A 4086-2025 tillsynsbegäran.docx
+++ b/tillsyn/A 4086-2025 tillsynsbegäran.docx
@@ -2278,7 +2278,7 @@
     <w:r>
       <w:tab/>
       <w:tab/>
-      <w:t>2026-10-21</w:t>
+      <w:t>2026-10-22</w:t>
       <w:br/>
       <w:br/>
     </w:r>

--- a/tillsyn/A 4086-2025 tillsynsbegäran.docx
+++ b/tillsyn/A 4086-2025 tillsynsbegäran.docx
@@ -2278,7 +2278,7 @@
     <w:r>
       <w:tab/>
       <w:tab/>
-      <w:t>2026-10-22</w:t>
+      <w:t>2026-10-23</w:t>
       <w:br/>
       <w:br/>
     </w:r>

--- a/tillsyn/A 4086-2025 tillsynsbegäran.docx
+++ b/tillsyn/A 4086-2025 tillsynsbegäran.docx
@@ -2278,7 +2278,7 @@
     <w:r>
       <w:tab/>
       <w:tab/>
-      <w:t>2026-10-23</w:t>
+      <w:t>2026-10-24</w:t>
       <w:br/>
       <w:br/>
     </w:r>

--- a/tillsyn/A 4086-2025 tillsynsbegäran.docx
+++ b/tillsyn/A 4086-2025 tillsynsbegäran.docx
@@ -2278,7 +2278,7 @@
     <w:r>
       <w:tab/>
       <w:tab/>
-      <w:t>2026-10-24</w:t>
+      <w:t>2026-10-25</w:t>
       <w:br/>
       <w:br/>
     </w:r>

--- a/tillsyn/A 4086-2025 tillsynsbegäran.docx
+++ b/tillsyn/A 4086-2025 tillsynsbegäran.docx
@@ -2278,7 +2278,7 @@
     <w:r>
       <w:tab/>
       <w:tab/>
-      <w:t>2026-10-25</w:t>
+      <w:t>2026-10-26</w:t>
       <w:br/>
       <w:br/>
     </w:r>

--- a/tillsyn/A 4086-2025 tillsynsbegäran.docx
+++ b/tillsyn/A 4086-2025 tillsynsbegäran.docx
@@ -2278,7 +2278,7 @@
     <w:r>
       <w:tab/>
       <w:tab/>
-      <w:t>2026-10-26</w:t>
+      <w:t>2026-10-27</w:t>
       <w:br/>
       <w:br/>
     </w:r>

--- a/tillsyn/A 4086-2025 tillsynsbegäran.docx
+++ b/tillsyn/A 4086-2025 tillsynsbegäran.docx
@@ -2278,7 +2278,7 @@
     <w:r>
       <w:tab/>
       <w:tab/>
-      <w:t>2026-10-27</w:t>
+      <w:t>2026-10-28</w:t>
       <w:br/>
       <w:br/>
     </w:r>

--- a/tillsyn/A 4086-2025 tillsynsbegäran.docx
+++ b/tillsyn/A 4086-2025 tillsynsbegäran.docx
@@ -2278,7 +2278,7 @@
     <w:r>
       <w:tab/>
       <w:tab/>
-      <w:t>2026-10-28</w:t>
+      <w:t>2026-10-29</w:t>
       <w:br/>
       <w:br/>
     </w:r>

--- a/tillsyn/A 4086-2025 tillsynsbegäran.docx
+++ b/tillsyn/A 4086-2025 tillsynsbegäran.docx
@@ -2278,7 +2278,7 @@
     <w:r>
       <w:tab/>
       <w:tab/>
-      <w:t>2026-10-29</w:t>
+      <w:t>2026-10-31</w:t>
       <w:br/>
       <w:br/>
     </w:r>
